--- a/Zerde_Ulttyq_oiyndar/Zhetekshi_pikiri.docx
+++ b/Zerde_Ulttyq_oiyndar/Zhetekshi_pikiri.docx
@@ -138,49 +138,7 @@
           <w:sz w:val="28"/>
           <w:szCs w:val="28"/>
         </w:rPr>
-        <w:t xml:space="preserve"> Оқушы 12 ұлттық ойынды бес түрге бөлді, 15 шығарманы (8 ертегі, 7 жыр) өзі оқып, ойын кездесетін </w:t>
-      </w:r>
-      <w:r>
-        <w:rPr>
-          <w:rFonts w:ascii="Times New Roman" w:cs="Times New Roman" w:eastAsia="Times New Roman" w:hAnsi="Times New Roman"/>
-          <w:b w:val="false"/>
-          <w:bCs w:val="false"/>
-          <w:sz w:val="28"/>
-          <w:szCs w:val="28"/>
-          <w:highlight w:val="yellow"/>
-        </w:rPr>
-        <w:t xml:space="preserve">[___]</w:t>
-      </w:r>
-      <w:r>
-        <w:rPr>
-          <w:rFonts w:ascii="Times New Roman" w:cs="Times New Roman" w:eastAsia="Times New Roman" w:hAnsi="Times New Roman"/>
-          <w:b w:val="false"/>
-          <w:bCs w:val="false"/>
-          <w:sz w:val="28"/>
-          <w:szCs w:val="28"/>
-        </w:rPr>
-        <w:t xml:space="preserve"> эпизодты тауып, олардың сюжеттегі қызметін кодтады; сыныптастары арасында </w:t>
-      </w:r>
-      <w:r>
-        <w:rPr>
-          <w:rFonts w:ascii="Times New Roman" w:cs="Times New Roman" w:eastAsia="Times New Roman" w:hAnsi="Times New Roman"/>
-          <w:b w:val="false"/>
-          <w:bCs w:val="false"/>
-          <w:sz w:val="28"/>
-          <w:szCs w:val="28"/>
-          <w:highlight w:val="yellow"/>
-        </w:rPr>
-        <w:t xml:space="preserve">[___]</w:t>
-      </w:r>
-      <w:r>
-        <w:rPr>
-          <w:rFonts w:ascii="Times New Roman" w:cs="Times New Roman" w:eastAsia="Times New Roman" w:hAnsi="Times New Roman"/>
-          <w:b w:val="false"/>
-          <w:bCs w:val="false"/>
-          <w:sz w:val="28"/>
-          <w:szCs w:val="28"/>
-        </w:rPr>
-        <w:t xml:space="preserve"> қатысушымен анонимді сауалнама жүргізді; нәтижелерді кесте мен диаграммаға түсіріп, «Ертегі-ойын» карточкаларын жасады.</w:t>
+        <w:t xml:space="preserve"> Оқушы 12 ұлттық ойынды бес түрге бөлді, 11 шығарманы (4 ертегі, 7 жыр) өзі оқып, ойын кездесетін 16 эпизодты тауып, олардың сюжеттегі қызметін кодтады; сыныптастары арасында 0 қатысушымен анонимді сауалнама жүргізді; нәтижелерді кесте мен диаграммаға түсіріп, «Ертегі-ойын» карточкаларын жасады.</w:t>
       </w:r>
     </w:p>
     <w:p>
@@ -207,18 +165,7 @@
           <w:sz w:val="28"/>
           <w:szCs w:val="28"/>
         </w:rPr>
-        <w:t xml:space="preserve"> </w:t>
-      </w:r>
-      <w:r>
-        <w:rPr>
-          <w:rFonts w:ascii="Times New Roman" w:cs="Times New Roman" w:eastAsia="Times New Roman" w:hAnsi="Times New Roman"/>
-          <w:b w:val="false"/>
-          <w:bCs w:val="false"/>
-          <w:sz w:val="28"/>
-          <w:szCs w:val="28"/>
-          <w:highlight w:val="yellow"/>
-        </w:rPr>
-        <w:t xml:space="preserve">[Жетекшінің бағасы: нәтижелердің негізділігі, болжамның тексерілуі, карточкалардың практикалық пайдасы.]</w:t>
+        <w:t xml:space="preserve"> Оқушы ертегі мен жырдағы ойындардың айырмашылығын дәлелді көрсетті: жырда ат ойындары басым, ертегіде ойын көбіне қаһарманды сынайды, ал жырда батырдың қасиетін көрсетеді. Асық ойынының үш шығармада оқиғаны бастаушы қызмет атқаратынын анықтауы – жұмыстың ең қызықты нәтижесі. Оқушы болжамының ішінара ғана расталғанын ашық көрсетіп, оны деректермен түсіндірді.</w:t>
       </w:r>
     </w:p>
     <w:p>
@@ -272,18 +219,7 @@
           <w:sz w:val="28"/>
           <w:szCs w:val="28"/>
         </w:rPr>
-        <w:t xml:space="preserve"> Зерттеуге 15 шығарма алынды, сауалнамаға бір мектептің оқушылары қатысты; бір шығарманың әртүрлі нұсқалары салыстырылмады. Болашақта шығармалар санын көбейтіп, ата-әжелермен сұхбат жүргізу ұсынылады. </w:t>
-      </w:r>
-      <w:r>
-        <w:rPr>
-          <w:rFonts w:ascii="Times New Roman" w:cs="Times New Roman" w:eastAsia="Times New Roman" w:hAnsi="Times New Roman"/>
-          <w:b w:val="false"/>
-          <w:bCs w:val="false"/>
-          <w:sz w:val="28"/>
-          <w:szCs w:val="28"/>
-          <w:highlight w:val="yellow"/>
-        </w:rPr>
-        <w:t xml:space="preserve">[Жетекшінің өз ескертулері.]</w:t>
+        <w:t xml:space="preserve"> Зерттеуге 11 шығарма алынды, оның ішінде ертегі тек 4; сауалнамаға бір мектептің оқушылары қатысты; бір шығарманың әртүрлі нұсқалары салыстырылмады. Болашақта ертегілер санын көбейтіп, ата-әжелермен сұхбат жүргізу ұсынылады.</w:t>
       </w:r>
     </w:p>
     <w:p>

--- a/Zerde_Ulttyq_oiyndar/Zhetekshi_pikiri.docx
+++ b/Zerde_Ulttyq_oiyndar/Zhetekshi_pikiri.docx
@@ -138,7 +138,7 @@
           <w:sz w:val="28"/>
           <w:szCs w:val="28"/>
         </w:rPr>
-        <w:t xml:space="preserve"> Оқушы 12 ұлттық ойынды бес түрге бөлді, 11 шығарманы (4 ертегі, 7 жыр) өзі оқып, ойын кездесетін 16 эпизодты тауып, олардың сюжеттегі қызметін кодтады; сыныптастары арасында 0 қатысушымен анонимді сауалнама жүргізді; нәтижелерді кесте мен диаграммаға түсіріп, «Ертегі-ойын» карточкаларын жасады.</w:t>
+        <w:t xml:space="preserve"> Оқушы 12 ұлттық ойынды бес түрге бөлді, 11 шығарманы (4 ертегі, 7 жыр) өзі оқып, ойын кездесетін 16 эпизодты тауып, олардың сюжеттегі қызметін кодтады; сыныптастары арасында 19 қатысушымен анонимді сауалнама жүргізді; нәтижелерді кесте мен диаграммаға түсіріп, «Ертегі-ойын» карточкаларын жасады.</w:t>
       </w:r>
     </w:p>
     <w:p>
@@ -165,7 +165,7 @@
           <w:sz w:val="28"/>
           <w:szCs w:val="28"/>
         </w:rPr>
-        <w:t xml:space="preserve"> Оқушы ертегі мен жырдағы ойындардың айырмашылығын дәлелді көрсетті: жырда ат ойындары басым, ертегіде ойын көбіне қаһарманды сынайды, ал жырда батырдың қасиетін көрсетеді. Асық ойынының үш шығармада оқиғаны бастаушы қызмет атқаратынын анықтауы – жұмыстың ең қызықты нәтижесі. Оқушы болжамының ішінара ғана расталғанын ашық көрсетіп, оны деректермен түсіндірді.</w:t>
+        <w:t xml:space="preserve"> Оқушы ертегі мен жырдағы ойындардың айырмашылығын дәлелді көрсетті: жырда ат ойындары басым, ертегіде ойын көбіне қаһарманды сынайды, ал жырда батырдың қасиетін көрсетеді. Асық ойынының үш шығармада оқиғаны бастаушы қызмет атқаратынын анықтауы – жұмыстың ең қызықты нәтижесі. Оқушы болжамының ішінара ғана расталғанын ашық көрсетіп, оны деректермен түсіндірді. Сауалнама сыныптастарының ойындардың атын жақсы білгенімен, көбін ойнамағанын көрсетті; оқушы «ертегіден оқыдым» деген жауаптардың сенімділігін сыни тұрғыдан бағалай білді.</w:t>
       </w:r>
     </w:p>
     <w:p>

--- a/Zerde_Ulttyq_oiyndar/Zhetekshi_pikiri.docx
+++ b/Zerde_Ulttyq_oiyndar/Zhetekshi_pikiri.docx
@@ -192,7 +192,7 @@
           <w:sz w:val="28"/>
           <w:szCs w:val="28"/>
         </w:rPr>
-        <w:t xml:space="preserve"> Шығармаларды талдау мен сауалнама деректерін оқушы өзі жинады, зерттеу күнделігі жүйелі жүргізілді. Жұмысты ресімдеуде және мәтінді редакциялауда көмекші ЖИ құралы пайдаланылғаны декларацияда ашық көрсетілген.</w:t>
+        <w:t xml:space="preserve"> Шығармаларды талдау мен сауалнама деректерін оқушы өзі жинады, зерттеу күнделігі жүйелі жүргізілді. Жұмысты ресімдеуде, оқушы деректері бойынша мәтіннің жобасын жазуда және редакциялауда көмекші ЖИ құралы пайдаланылғаны декларацияда ашық көрсетілген.</w:t>
       </w:r>
     </w:p>
     <w:p>
